--- a/PUBLISHED/biol-1/homework/module-01-study-of-life-questions.docx
+++ b/PUBLISHED/biol-1/homework/module-01-study-of-life-questions.docx
@@ -3,106 +3,169 @@
 <w:document xmlns:wpc="http://schemas.microsoft.com/office/word/2010/wordprocessingCanvas" xmlns:mo="http://schemas.microsoft.com/office/mac/office/2008/main" xmlns:mc="http://schemas.openxmlformats.org/markup-compatibility/2006" xmlns:mv="urn:schemas-microsoft-com:mac:vml" xmlns:o="urn:schemas-microsoft-com:office:office" xmlns:r="http://schemas.openxmlformats.org/officeDocument/2006/relationships" xmlns:m="http://schemas.openxmlformats.org/officeDocument/2006/math" xmlns:v="urn:schemas-microsoft-com:vml" xmlns:wp14="http://schemas.microsoft.com/office/word/2010/wordprocessingDrawing" xmlns:wp="http://schemas.openxmlformats.org/drawingml/2006/wordprocessingDrawing" xmlns:w10="urn:schemas-microsoft-com:office:word" xmlns:w="http://schemas.openxmlformats.org/wordprocessingml/2006/main" xmlns:w14="http://schemas.microsoft.com/office/word/2010/wordml" xmlns:wpg="http://schemas.microsoft.com/office/word/2010/wordprocessingGroup" xmlns:wpi="http://schemas.microsoft.com/office/word/2010/wordprocessingInk" xmlns:wne="http://schemas.microsoft.com/office/word/2006/wordml" xmlns:wps="http://schemas.microsoft.com/office/word/2010/wordprocessingShape" mc:Ignorable="w14 wp14">
   <w:body>
     <w:p>
+      <w:pPr>
+        <w:pStyle w:val="Heading1"/>
+      </w:pPr>
       <w:r>
         <w:t>Module 1: Biology — The Study of Life — Study Questions</w:t>
       </w:r>
     </w:p>
     <w:p>
       <w:r>
+        <w:br/>
+      </w:r>
+      <w:r>
         <w:t>What are the seven characteristics shared by all living things?</w:t>
       </w:r>
     </w:p>
     <w:p>
+      <w:r>
+        <w:br/>
+      </w:r>
       <w:r>
         <w:t>Define each level of biological organization from atom to biosphere.</w:t>
       </w:r>
     </w:p>
     <w:p>
       <w:r>
+        <w:br/>
+      </w:r>
+      <w:r>
         <w:t>Which level of organization is considered the fundamental unit of life? Why?</w:t>
       </w:r>
     </w:p>
     <w:p>
+      <w:r>
+        <w:br/>
+      </w:r>
       <w:r>
         <w:t>What is the primary purpose of biological classification (taxonomy)?</w:t>
       </w:r>
     </w:p>
     <w:p>
       <w:r>
+        <w:br/>
+      </w:r>
+      <w:r>
         <w:t>List the eight taxonomic ranks from most inclusive to most specific.</w:t>
       </w:r>
     </w:p>
     <w:p>
+      <w:r>
+        <w:br/>
+      </w:r>
       <w:r>
         <w:t>What is binomial nomenclature? Why do scientists use scientific names rather than common names?</w:t>
       </w:r>
     </w:p>
     <w:p>
       <w:r>
+        <w:br/>
+      </w:r>
+      <w:r>
         <w:t>What are the steps of the scientific method?</w:t>
       </w:r>
     </w:p>
     <w:p>
+      <w:r>
+        <w:br/>
+      </w:r>
       <w:r>
         <w:t>What is the difference between a hypothesis and a theory?</w:t>
       </w:r>
     </w:p>
     <w:p>
       <w:r>
+        <w:br/>
+      </w:r>
+      <w:r>
         <w:t>Define homeostasis and give a biological example.</w:t>
       </w:r>
     </w:p>
     <w:p>
+      <w:r>
+        <w:br/>
+      </w:r>
       <w:r>
         <w:t>What is the difference between a control group and an experimental group?</w:t>
       </w:r>
     </w:p>
     <w:p>
       <w:r>
+        <w:br/>
+      </w:r>
+      <w:r>
         <w:t>Contrast how autotrophs and heterotrophs acquire energy.</w:t>
       </w:r>
     </w:p>
     <w:p>
+      <w:r>
+        <w:br/>
+      </w:r>
       <w:r>
         <w:t>What is the difference between the flow of energy and the cycling of nutrients through an ecosystem?</w:t>
       </w:r>
     </w:p>
     <w:p>
       <w:r>
+        <w:br/>
+      </w:r>
+      <w:r>
         <w:t>How does natural selection lead to evolution?</w:t>
       </w:r>
     </w:p>
     <w:p>
+      <w:r>
+        <w:br/>
+      </w:r>
       <w:r>
         <w:t>What are the three domains of life? Give an example organism from each.</w:t>
       </w:r>
     </w:p>
     <w:p>
       <w:r>
+        <w:br/>
+      </w:r>
+      <w:r>
         <w:t>Explain the difference between a scientific theory and a scientific law.</w:t>
       </w:r>
     </w:p>
     <w:p>
+      <w:r>
+        <w:br/>
+      </w:r>
       <w:r>
         <w:t>Why is the phrase "structure determines function" considered a unifying theme in biology?</w:t>
       </w:r>
     </w:p>
     <w:p>
       <w:r>
+        <w:br/>
+      </w:r>
+      <w:r>
         <w:t>What makes something "alive" versus "non-living"?</w:t>
       </w:r>
     </w:p>
     <w:p>
+      <w:r>
+        <w:br/>
+      </w:r>
       <w:r>
         <w:t>How do organisms maintain homeostasis when their environment changes?</w:t>
       </w:r>
     </w:p>
     <w:p>
       <w:r>
+        <w:br/>
+      </w:r>
+      <w:r>
         <w:t>Design a simple experiment: Identify the independent variable, dependent variable, and control.</w:t>
       </w:r>
     </w:p>
     <w:p>
+      <w:r>
+        <w:br/>
+      </w:r>
       <w:r>
         <w:t>Why is it important to have a large sample size in a scientific experiment?</w:t>
       </w:r>

--- a/PUBLISHED/biol-1/homework/module-01-study-of-life-questions.docx
+++ b/PUBLISHED/biol-1/homework/module-01-study-of-life-questions.docx
@@ -7,167 +7,147 @@
         <w:pStyle w:val="Heading1"/>
       </w:pPr>
       <w:r>
-        <w:t>Module 1: Biology — The Study of Life — Study Questions</w:t>
+        <w:t>Module 1: Biology - The Study of Life - Learning Questions</w:t>
       </w:r>
     </w:p>
     <w:p>
       <w:r>
+        <w:t xml:space="preserve">1. </w:t>
+      </w:r>
+      <w:r>
         <w:br/>
       </w:r>
       <w:r>
-        <w:t>What are the seven characteristics shared by all living things?</w:t>
+        <w:t>Which characteristics together make something count as alive?</w:t>
+      </w:r>
+      <w:r>
+        <w:br/>
       </w:r>
     </w:p>
     <w:p>
       <w:r>
+        <w:t xml:space="preserve">2. </w:t>
+      </w:r>
+      <w:r>
         <w:br/>
       </w:r>
       <w:r>
-        <w:t>Define each level of biological organization from atom to biosphere.</w:t>
+        <w:t>How is a hypothesis different from a prediction?</w:t>
+      </w:r>
+      <w:r>
+        <w:br/>
       </w:r>
     </w:p>
     <w:p>
       <w:r>
+        <w:t xml:space="preserve">3. </w:t>
+      </w:r>
+      <w:r>
         <w:br/>
       </w:r>
       <w:r>
-        <w:t>Which level of organization is considered the fundamental unit of life? Why?</w:t>
+        <w:t>What variable is changed, measured, or controlled in a simple test?</w:t>
+      </w:r>
+      <w:r>
+        <w:br/>
       </w:r>
     </w:p>
     <w:p>
       <w:r>
+        <w:t xml:space="preserve">4. </w:t>
+      </w:r>
+      <w:r>
         <w:br/>
       </w:r>
       <w:r>
-        <w:t>What is the primary purpose of biological classification (taxonomy)?</w:t>
+        <w:t>Why does biology need both observation and experiment?</w:t>
+      </w:r>
+      <w:r>
+        <w:br/>
       </w:r>
     </w:p>
     <w:p>
       <w:r>
+        <w:t xml:space="preserve">5. </w:t>
+      </w:r>
+      <w:r>
         <w:br/>
       </w:r>
       <w:r>
-        <w:t>List the eight taxonomic ranks from most inclusive to most specific.</w:t>
+        <w:t>How do cells, organisms, populations, and ecosystems differ as scales?</w:t>
+      </w:r>
+      <w:r>
+        <w:br/>
       </w:r>
     </w:p>
     <w:p>
       <w:r>
+        <w:t xml:space="preserve">6. </w:t>
+      </w:r>
+      <w:r>
         <w:br/>
       </w:r>
       <w:r>
-        <w:t>What is binomial nomenclature? Why do scientists use scientific names rather than common names?</w:t>
+        <w:t>What kind of evidence would challenge a claim about life?</w:t>
+      </w:r>
+      <w:r>
+        <w:br/>
       </w:r>
     </w:p>
     <w:p>
       <w:r>
+        <w:t xml:space="preserve">7. </w:t>
+      </w:r>
+      <w:r>
         <w:br/>
       </w:r>
       <w:r>
-        <w:t>What are the steps of the scientific method?</w:t>
+        <w:t>Why is a scientific theory stronger than a guess?</w:t>
+      </w:r>
+      <w:r>
+        <w:br/>
       </w:r>
     </w:p>
     <w:p>
       <w:r>
+        <w:t xml:space="preserve">8. </w:t>
+      </w:r>
+      <w:r>
         <w:br/>
       </w:r>
       <w:r>
-        <w:t>What is the difference between a hypothesis and a theory?</w:t>
+        <w:t>How can measurement error change an interpretation?</w:t>
+      </w:r>
+      <w:r>
+        <w:br/>
       </w:r>
     </w:p>
     <w:p>
       <w:r>
+        <w:t xml:space="preserve">9. </w:t>
+      </w:r>
+      <w:r>
         <w:br/>
       </w:r>
       <w:r>
-        <w:t>Define homeostasis and give a biological example.</w:t>
+        <w:t>What makes an explanation biological rather than just descriptive?</w:t>
+      </w:r>
+      <w:r>
+        <w:br/>
       </w:r>
     </w:p>
     <w:p>
       <w:r>
-        <w:br/>
+        <w:t xml:space="preserve">10. </w:t>
       </w:r>
-      <w:r>
-        <w:t>What is the difference between a control group and an experimental group?</w:t>
-      </w:r>
-    </w:p>
-    <w:p>
       <w:r>
         <w:br/>
       </w:r>
       <w:r>
-        <w:t>Contrast how autotrophs and heterotrophs acquire energy.</w:t>
+        <w:t>How should a claim change when new evidence appears?</w:t>
       </w:r>
-    </w:p>
-    <w:p>
       <w:r>
         <w:br/>
-      </w:r>
-      <w:r>
-        <w:t>What is the difference between the flow of energy and the cycling of nutrients through an ecosystem?</w:t>
-      </w:r>
-    </w:p>
-    <w:p>
-      <w:r>
-        <w:br/>
-      </w:r>
-      <w:r>
-        <w:t>How does natural selection lead to evolution?</w:t>
-      </w:r>
-    </w:p>
-    <w:p>
-      <w:r>
-        <w:br/>
-      </w:r>
-      <w:r>
-        <w:t>What are the three domains of life? Give an example organism from each.</w:t>
-      </w:r>
-    </w:p>
-    <w:p>
-      <w:r>
-        <w:br/>
-      </w:r>
-      <w:r>
-        <w:t>Explain the difference between a scientific theory and a scientific law.</w:t>
-      </w:r>
-    </w:p>
-    <w:p>
-      <w:r>
-        <w:br/>
-      </w:r>
-      <w:r>
-        <w:t>Why is the phrase "structure determines function" considered a unifying theme in biology?</w:t>
-      </w:r>
-    </w:p>
-    <w:p>
-      <w:r>
-        <w:br/>
-      </w:r>
-      <w:r>
-        <w:t>What makes something "alive" versus "non-living"?</w:t>
-      </w:r>
-    </w:p>
-    <w:p>
-      <w:r>
-        <w:br/>
-      </w:r>
-      <w:r>
-        <w:t>How do organisms maintain homeostasis when their environment changes?</w:t>
-      </w:r>
-    </w:p>
-    <w:p>
-      <w:r>
-        <w:br/>
-      </w:r>
-      <w:r>
-        <w:t>Design a simple experiment: Identify the independent variable, dependent variable, and control.</w:t>
-      </w:r>
-    </w:p>
-    <w:p>
-      <w:r>
-        <w:br/>
-      </w:r>
-      <w:r>
-        <w:t>Why is it important to have a large sample size in a scientific experiment?</w:t>
       </w:r>
     </w:p>
     <w:sectPr>
